--- a/por/docx/63.content.docx
+++ b/por/docx/63.content.docx
@@ -11,6 +11,15 @@
         <w:pStyle w:val="Heading2"/>
       </w:pPr>
       <w:r>
+        <w:t>Resource: Notas de Estudo (Tyndale)</w:t>
+      </w:r>
+      <w:r/>
+    </w:p>
+    <w:p>
+      <w:pPr>
+        <w:pStyle w:val="Heading2"/>
+      </w:pPr>
+      <w:r>
         <w:t>License Information</w:t>
       </w:r>
       <w:r/>
@@ -21,7 +30,7 @@
         <w:rPr>
           <w:b/>
         </w:rPr>
-        <w:t>Study Notes (Tyndale)</w:t>
+        <w:t>Notas de Estudo (Tyndale)</w:t>
       </w:r>
       <w:r>
         <w:t xml:space="preserve"> (Portuguese) is based on</w:t>
@@ -74,7 +83,7 @@
         <w:pStyle w:val="Heading1"/>
       </w:pPr>
       <w:r>
-        <w:t>Study Notes (Tyndale)</w:t>
+        <w:t>Notas de Estudo (Tyndale)</w:t>
       </w:r>
     </w:p>
     <w:p>
@@ -83,6 +92,51 @@
           <w:headerReference w:type="even" r:id="rId8"/>
           <w:headerReference w:type="default" r:id="rId9"/>
           <w:footerReference w:type="default" r:id="rId10"/>
+          <w:footnotePr>
+            <w:numRestart w:val="eachSect"/>
+          </w:footnotePr>
+          <w:type w:val="continuous"/>
+          <w:pgSz w:w="12240" w:h="15840" w:code="1"/>
+          <w:pgMar w:top="1440" w:right="1440" w:bottom="1440" w:left="1440" w:header="504" w:footer="504" w:gutter="0"/>
+          <w:cols w:space="708"/>
+          <w:titlePg/>
+          <w:docGrid w:linePitch="360"/>
+        </w:sectPr>
+      </w:pPr>
+    </w:p>
+    <w:p>
+      <w:r/>
+    </w:p>
+    <w:p>
+      <w:pPr>
+        <w:pStyle w:val="Heading2"/>
+      </w:pPr>
+      <w:r>
+        <w:t>2JN</w:t>
+      </w:r>
+      <w:r/>
+    </w:p>
+    <w:p>
+      <w:r/>
+      <w:r>
+        <w:rPr>
+          <w:i/>
+        </w:rPr>
+        <w:t>2 João 1.1, 2 João 1.1–3, 2 João 1.2, 2 João 1.3, 2 João 1.4–11, 2 João 1.5, 2 João 1.7, 2 João 1.8, 2 João 1.9, 2 João 1.10–11, 2 João 1.12, 2 João 1.13</w:t>
+      </w:r>
+      <w:r/>
+    </w:p>
+    <w:p>
+      <w:r/>
+      <w:r>
+        <w:t xml:space="preserve"> </w:t>
+      </w:r>
+      <w:r/>
+      <w:r/>
+    </w:p>
+    <w:p>
+      <w:pPr>
+        <w:sectPr>
           <w:footnotePr>
             <w:numRestart w:val="eachSect"/>
           </w:footnotePr>

--- a/por/docx/63.content.docx
+++ b/por/docx/63.content.docx
@@ -4,48 +4,88 @@
   <w:body>
     <w:p/>
     <w:p>
-      <w:r/>
+      <w:pPr/>
+      <w:r>
+        <w:rPr>
+          <w:lang w:val="pt_PT" w:bidi="pt_PT"/>
+        </w:rPr>
+      </w:r>
     </w:p>
     <w:p>
       <w:pPr>
         <w:pStyle w:val="Heading2"/>
       </w:pPr>
       <w:r>
+        <w:rPr>
+          <w:lang w:val="pt_PT" w:bidi="pt_PT"/>
+        </w:rPr>
         <w:t>Resource: Notas de Estudo (Tyndale)</w:t>
       </w:r>
-      <w:r/>
+      <w:r>
+        <w:rPr>
+          <w:lang w:val="pt_PT" w:bidi="pt_PT"/>
+        </w:rPr>
+      </w:r>
     </w:p>
     <w:p>
       <w:pPr>
         <w:pStyle w:val="Heading2"/>
       </w:pPr>
       <w:r>
+        <w:rPr>
+          <w:lang w:val="pt_PT" w:bidi="pt_PT"/>
+        </w:rPr>
         <w:t>License Information</w:t>
       </w:r>
-      <w:r/>
+      <w:r>
+        <w:rPr>
+          <w:lang w:val="pt_PT" w:bidi="pt_PT"/>
+        </w:rPr>
+      </w:r>
     </w:p>
     <w:p>
-      <w:r/>
+      <w:pPr/>
+      <w:r>
+        <w:rPr>
+          <w:lang w:val="pt_PT" w:bidi="pt_PT"/>
+        </w:rPr>
+      </w:r>
       <w:r>
         <w:rPr>
           <w:b/>
+          <w:lang w:val="pt_PT" w:bidi="pt_PT"/>
         </w:rPr>
         <w:t>Notas de Estudo (Tyndale)</w:t>
       </w:r>
       <w:r>
+        <w:rPr>
+          <w:lang w:val="pt_PT" w:bidi="pt_PT"/>
+        </w:rPr>
         <w:t xml:space="preserve"> (Portuguese) is based on</w:t>
       </w:r>
       <w:r>
+        <w:rPr>
+          <w:lang w:val="pt_PT" w:bidi="pt_PT"/>
+        </w:rPr>
         <w:t xml:space="preserve">: </w:t>
       </w:r>
       <w:r>
+        <w:rPr>
+          <w:lang w:val="pt_PT" w:bidi="pt_PT"/>
+        </w:rPr>
         <w:t>Tyndale Open Study Notes</w:t>
       </w:r>
       <w:r>
+        <w:rPr>
+          <w:lang w:val="pt_PT" w:bidi="pt_PT"/>
+        </w:rPr>
         <w:t xml:space="preserve">, </w:t>
       </w:r>
       <w:hyperlink r:id="rId13">
         <w:r>
+          <w:rPr>
+            <w:lang w:val="pt_PT" w:bidi="pt_PT"/>
+          </w:rPr>
           <w:rPr>
             <w:color w:val="0000EE"/>
             <w:u w:val="single"/>
@@ -54,10 +94,16 @@
         </w:r>
       </w:hyperlink>
       <w:r>
+        <w:rPr>
+          <w:lang w:val="pt_PT" w:bidi="pt_PT"/>
+        </w:rPr>
         <w:t xml:space="preserve">, 2019, which is licensed under a </w:t>
       </w:r>
       <w:hyperlink r:id="rId14">
         <w:r>
+          <w:rPr>
+            <w:lang w:val="pt_PT" w:bidi="pt_PT"/>
+          </w:rPr>
           <w:rPr>
             <w:color w:val="0000EE"/>
             <w:u w:val="single"/>
@@ -66,23 +112,49 @@
         </w:r>
       </w:hyperlink>
       <w:r>
+        <w:rPr>
+          <w:lang w:val="pt_PT" w:bidi="pt_PT"/>
+        </w:rPr>
         <w:t>.</w:t>
       </w:r>
-      <w:r/>
+      <w:r>
+        <w:rPr>
+          <w:lang w:val="pt_PT" w:bidi="pt_PT"/>
+        </w:rPr>
+      </w:r>
     </w:p>
     <w:p>
-      <w:r/>
-      <w:r>
+      <w:pPr/>
+      <w:r>
+        <w:rPr>
+          <w:lang w:val="pt_PT" w:bidi="pt_PT"/>
+        </w:rPr>
+      </w:r>
+      <w:r>
+        <w:rPr>
+          <w:lang w:val="pt_PT" w:bidi="pt_PT"/>
+        </w:rPr>
         <w:t>This PDF version is provided under the same license.</w:t>
       </w:r>
-      <w:r/>
-      <w:r/>
+      <w:r>
+        <w:rPr>
+          <w:lang w:val="pt_PT" w:bidi="pt_PT"/>
+        </w:rPr>
+      </w:r>
+      <w:r>
+        <w:rPr>
+          <w:lang w:val="pt_PT" w:bidi="pt_PT"/>
+        </w:rPr>
+      </w:r>
     </w:p>
     <w:p>
       <w:pPr>
         <w:pStyle w:val="Heading1"/>
       </w:pPr>
       <w:r>
+        <w:rPr>
+          <w:lang w:val="pt_PT" w:bidi="pt_PT"/>
+        </w:rPr>
         <w:t>Notas de Estudo (Tyndale)</w:t>
       </w:r>
     </w:p>
@@ -105,34 +177,72 @@
       </w:pPr>
     </w:p>
     <w:p>
-      <w:r/>
+      <w:pPr/>
+      <w:r>
+        <w:rPr>
+          <w:lang w:val="pt_PT" w:bidi="pt_PT"/>
+        </w:rPr>
+      </w:r>
     </w:p>
     <w:p>
       <w:pPr>
         <w:pStyle w:val="Heading2"/>
       </w:pPr>
       <w:r>
+        <w:rPr>
+          <w:lang w:val="pt_PT" w:bidi="pt_PT"/>
+        </w:rPr>
         <w:t>2JN</w:t>
       </w:r>
-      <w:r/>
+      <w:r>
+        <w:rPr>
+          <w:lang w:val="pt_PT" w:bidi="pt_PT"/>
+        </w:rPr>
+      </w:r>
     </w:p>
     <w:p>
-      <w:r/>
+      <w:pPr/>
+      <w:r>
+        <w:rPr>
+          <w:lang w:val="pt_PT" w:bidi="pt_PT"/>
+        </w:rPr>
+      </w:r>
       <w:r>
         <w:rPr>
           <w:i/>
+          <w:lang w:val="pt_PT" w:bidi="pt_PT"/>
         </w:rPr>
         <w:t>2 João 1.1, 2 João 1.1–3, 2 João 1.2, 2 João 1.3, 2 João 1.4–11, 2 João 1.5, 2 João 1.7, 2 João 1.8, 2 João 1.9, 2 João 1.10–11, 2 João 1.12, 2 João 1.13</w:t>
       </w:r>
-      <w:r/>
+      <w:r>
+        <w:rPr>
+          <w:lang w:val="pt_PT" w:bidi="pt_PT"/>
+        </w:rPr>
+      </w:r>
     </w:p>
     <w:p>
-      <w:r/>
-      <w:r>
+      <w:pPr/>
+      <w:r>
+        <w:rPr>
+          <w:lang w:val="pt_PT" w:bidi="pt_PT"/>
+        </w:rPr>
+      </w:r>
+      <w:r>
+        <w:rPr>
+          <w:lang w:val="pt_PT" w:bidi="pt_PT"/>
+        </w:rPr>
         <w:t xml:space="preserve"> </w:t>
       </w:r>
-      <w:r/>
-      <w:r/>
+      <w:r>
+        <w:rPr>
+          <w:lang w:val="pt_PT" w:bidi="pt_PT"/>
+        </w:rPr>
+      </w:r>
+      <w:r>
+        <w:rPr>
+          <w:lang w:val="pt_PT" w:bidi="pt_PT"/>
+        </w:rPr>
+      </w:r>
     </w:p>
     <w:p>
       <w:pPr>
@@ -150,42 +260,73 @@
       </w:pPr>
     </w:p>
     <w:p>
-      <w:r/>
+      <w:pPr/>
+      <w:r>
+        <w:rPr>
+          <w:lang w:val="pt_PT" w:bidi="pt_PT"/>
+        </w:rPr>
+      </w:r>
     </w:p>
     <w:p>
       <w:pPr>
         <w:pStyle w:val="Heading2"/>
       </w:pPr>
       <w:r>
+        <w:rPr>
+          <w:lang w:val="pt_PT" w:bidi="pt_PT"/>
+        </w:rPr>
         <w:t>2 João 1.1</w:t>
       </w:r>
-      <w:r/>
+      <w:r>
+        <w:rPr>
+          <w:lang w:val="pt_PT" w:bidi="pt_PT"/>
+        </w:rPr>
+      </w:r>
     </w:p>
     <w:p>
-      <w:r/>
-      <w:r>
+      <w:pPr/>
+      <w:r>
+        <w:rPr>
+          <w:lang w:val="pt_PT" w:bidi="pt_PT"/>
+        </w:rPr>
+      </w:r>
+      <w:r>
+        <w:rPr>
+          <w:lang w:val="pt_PT" w:bidi="pt_PT"/>
+        </w:rPr>
         <w:t xml:space="preserve">Esta carta é de João, o ancião: Os tradutores adicionaram </w:t>
       </w:r>
       <w:r>
         <w:rPr>
           <w:i/>
+          <w:lang w:val="pt_PT" w:bidi="pt_PT"/>
         </w:rPr>
         <w:t>João</w:t>
       </w:r>
       <w:r>
+        <w:rPr>
+          <w:lang w:val="pt_PT" w:bidi="pt_PT"/>
+        </w:rPr>
         <w:t xml:space="preserve"> para esclarecimento; João refere-se a si mesmo como </w:t>
       </w:r>
       <w:r>
         <w:rPr>
           <w:i/>
+          <w:lang w:val="pt_PT" w:bidi="pt_PT"/>
         </w:rPr>
         <w:t>o ancião</w:t>
       </w:r>
       <w:r>
+        <w:rPr>
+          <w:lang w:val="pt_PT" w:bidi="pt_PT"/>
+        </w:rPr>
         <w:t xml:space="preserve"> para afirmar sua autoridade na igreja. • à senhora eleita (grego kuria) e aos seus filhos: A palavra grega kuria pode ser o nome de um indivíduo específico; mais provavelmente, refere-se a uma igreja local específica e seus crentes (cp. </w:t>
       </w:r>
       <w:hyperlink r:id="rId15">
         <w:r>
+          <w:rPr>
+            <w:lang w:val="pt_PT" w:bidi="pt_PT"/>
+          </w:rPr>
           <w:rPr>
             <w:color w:val="0000EE"/>
             <w:u w:val="single"/>
@@ -194,10 +335,16 @@
         </w:r>
       </w:hyperlink>
       <w:r>
+        <w:rPr>
+          <w:lang w:val="pt_PT" w:bidi="pt_PT"/>
+        </w:rPr>
         <w:t xml:space="preserve">). • a quem amo na verdade: Isso significa "amo verdadeiramente" (veja </w:t>
       </w:r>
       <w:hyperlink r:id="rId16">
         <w:r>
+          <w:rPr>
+            <w:lang w:val="pt_PT" w:bidi="pt_PT"/>
+          </w:rPr>
           <w:rPr>
             <w:color w:val="0000EE"/>
             <w:u w:val="single"/>
@@ -206,10 +353,16 @@
         </w:r>
       </w:hyperlink>
       <w:r>
+        <w:rPr>
+          <w:lang w:val="pt_PT" w:bidi="pt_PT"/>
+        </w:rPr>
         <w:t>) ou, mais provavelmente, refere-se ao amor entre aqueles que professam a mesma verdade sobre Cristo em contraste com as mentiras dos falsos mestres (</w:t>
       </w:r>
       <w:hyperlink r:id="rId17">
         <w:r>
+          <w:rPr>
+            <w:lang w:val="pt_PT" w:bidi="pt_PT"/>
+          </w:rPr>
           <w:rPr>
             <w:color w:val="0000EE"/>
             <w:u w:val="single"/>
@@ -218,10 +371,16 @@
         </w:r>
       </w:hyperlink>
       <w:r>
+        <w:rPr>
+          <w:lang w:val="pt_PT" w:bidi="pt_PT"/>
+        </w:rPr>
         <w:t xml:space="preserve">; veja </w:t>
       </w:r>
       <w:hyperlink r:id="rId18">
         <w:r>
+          <w:rPr>
+            <w:lang w:val="pt_PT" w:bidi="pt_PT"/>
+          </w:rPr>
           <w:rPr>
             <w:color w:val="0000EE"/>
             <w:u w:val="single"/>
@@ -230,39 +389,77 @@
         </w:r>
       </w:hyperlink>
       <w:r>
+        <w:rPr>
+          <w:lang w:val="pt_PT" w:bidi="pt_PT"/>
+        </w:rPr>
         <w:t xml:space="preserve">). João enfatiza o pronome </w:t>
       </w:r>
       <w:r>
         <w:rPr>
           <w:i/>
+          <w:lang w:val="pt_PT" w:bidi="pt_PT"/>
         </w:rPr>
         <w:t>eu</w:t>
       </w:r>
       <w:r>
+        <w:rPr>
+          <w:lang w:val="pt_PT" w:bidi="pt_PT"/>
+        </w:rPr>
         <w:t xml:space="preserve"> para contrastar fortemente com a falta de amor dos falsos mestres, que rejeitaram a verdadeira igreja.</w:t>
       </w:r>
-      <w:r/>
-      <w:r/>
+      <w:r>
+        <w:rPr>
+          <w:lang w:val="pt_PT" w:bidi="pt_PT"/>
+        </w:rPr>
+      </w:r>
+      <w:r>
+        <w:rPr>
+          <w:lang w:val="pt_PT" w:bidi="pt_PT"/>
+        </w:rPr>
+      </w:r>
     </w:p>
     <w:p>
-      <w:r/>
+      <w:pPr/>
+      <w:r>
+        <w:rPr>
+          <w:lang w:val="pt_PT" w:bidi="pt_PT"/>
+        </w:rPr>
+      </w:r>
     </w:p>
     <w:p>
       <w:pPr>
         <w:pStyle w:val="Heading2"/>
       </w:pPr>
       <w:r>
+        <w:rPr>
+          <w:lang w:val="pt_PT" w:bidi="pt_PT"/>
+        </w:rPr>
         <w:t>2 João 1.1–3</w:t>
       </w:r>
-      <w:r/>
+      <w:r>
+        <w:rPr>
+          <w:lang w:val="pt_PT" w:bidi="pt_PT"/>
+        </w:rPr>
+      </w:r>
     </w:p>
     <w:p>
-      <w:r/>
-      <w:r>
+      <w:pPr/>
+      <w:r>
+        <w:rPr>
+          <w:lang w:val="pt_PT" w:bidi="pt_PT"/>
+        </w:rPr>
+      </w:r>
+      <w:r>
+        <w:rPr>
+          <w:lang w:val="pt_PT" w:bidi="pt_PT"/>
+        </w:rPr>
         <w:t xml:space="preserve">João inicia com uma introdução padrão para uma carta pessoal. • João menciona a verdade quatro vezes nesta breve introdução e uma vez em </w:t>
       </w:r>
       <w:hyperlink r:id="rId19">
         <w:r>
+          <w:rPr>
+            <w:lang w:val="pt_PT" w:bidi="pt_PT"/>
+          </w:rPr>
           <w:rPr>
             <w:color w:val="0000EE"/>
             <w:u w:val="single"/>
@@ -271,30 +468,64 @@
         </w:r>
       </w:hyperlink>
       <w:r>
+        <w:rPr>
+          <w:lang w:val="pt_PT" w:bidi="pt_PT"/>
+        </w:rPr>
         <w:t>. João desejava que seus leitores conhecessem e vivessem as verdades sobre Jesus Cristo e seu relacionamento com ele, e não fossem desviados por falsos mestres.</w:t>
       </w:r>
-      <w:r/>
-      <w:r/>
+      <w:r>
+        <w:rPr>
+          <w:lang w:val="pt_PT" w:bidi="pt_PT"/>
+        </w:rPr>
+      </w:r>
+      <w:r>
+        <w:rPr>
+          <w:lang w:val="pt_PT" w:bidi="pt_PT"/>
+        </w:rPr>
+      </w:r>
     </w:p>
     <w:p>
-      <w:r/>
+      <w:pPr/>
+      <w:r>
+        <w:rPr>
+          <w:lang w:val="pt_PT" w:bidi="pt_PT"/>
+        </w:rPr>
+      </w:r>
     </w:p>
     <w:p>
       <w:pPr>
         <w:pStyle w:val="Heading2"/>
       </w:pPr>
       <w:r>
+        <w:rPr>
+          <w:lang w:val="pt_PT" w:bidi="pt_PT"/>
+        </w:rPr>
         <w:t>2 João 1.2</w:t>
       </w:r>
-      <w:r/>
+      <w:r>
+        <w:rPr>
+          <w:lang w:val="pt_PT" w:bidi="pt_PT"/>
+        </w:rPr>
+      </w:r>
     </w:p>
     <w:p>
-      <w:r/>
-      <w:r>
+      <w:pPr/>
+      <w:r>
+        <w:rPr>
+          <w:lang w:val="pt_PT" w:bidi="pt_PT"/>
+        </w:rPr>
+      </w:r>
+      <w:r>
+        <w:rPr>
+          <w:lang w:val="pt_PT" w:bidi="pt_PT"/>
+        </w:rPr>
         <w:t xml:space="preserve">O amor cristão está enraizado no conhecimento da verdade. A verdade que vive em nós é mais do que apenas fatos ou doutrina; é a presença de Deus (veja </w:t>
       </w:r>
       <w:hyperlink r:id="rId20">
         <w:r>
+          <w:rPr>
+            <w:lang w:val="pt_PT" w:bidi="pt_PT"/>
+          </w:rPr>
           <w:rPr>
             <w:color w:val="0000EE"/>
             <w:u w:val="single"/>
@@ -303,59 +534,125 @@
         </w:r>
       </w:hyperlink>
       <w:r>
+        <w:rPr>
+          <w:lang w:val="pt_PT" w:bidi="pt_PT"/>
+        </w:rPr>
         <w:t>), que estará conosco para sempre.</w:t>
       </w:r>
-      <w:r/>
-      <w:r/>
+      <w:r>
+        <w:rPr>
+          <w:lang w:val="pt_PT" w:bidi="pt_PT"/>
+        </w:rPr>
+      </w:r>
+      <w:r>
+        <w:rPr>
+          <w:lang w:val="pt_PT" w:bidi="pt_PT"/>
+        </w:rPr>
+      </w:r>
     </w:p>
     <w:p>
-      <w:r/>
+      <w:pPr/>
+      <w:r>
+        <w:rPr>
+          <w:lang w:val="pt_PT" w:bidi="pt_PT"/>
+        </w:rPr>
+      </w:r>
     </w:p>
     <w:p>
       <w:pPr>
         <w:pStyle w:val="Heading2"/>
       </w:pPr>
       <w:r>
+        <w:rPr>
+          <w:lang w:val="pt_PT" w:bidi="pt_PT"/>
+        </w:rPr>
         <w:t>2 João 1.3</w:t>
       </w:r>
-      <w:r/>
+      <w:r>
+        <w:rPr>
+          <w:lang w:val="pt_PT" w:bidi="pt_PT"/>
+        </w:rPr>
+      </w:r>
     </w:p>
     <w:p>
-      <w:r/>
-      <w:r>
+      <w:pPr/>
+      <w:r>
+        <w:rPr>
+          <w:lang w:val="pt_PT" w:bidi="pt_PT"/>
+        </w:rPr>
+      </w:r>
+      <w:r>
+        <w:rPr>
+          <w:lang w:val="pt_PT" w:bidi="pt_PT"/>
+        </w:rPr>
         <w:t>Graça, misericórdia e paz são bênçãos que João está confiante de que serão concedidas àqueles que vivem na verdade e no amor</w:t>
       </w:r>
       <w:r>
         <w:rPr>
           <w:i/>
+          <w:lang w:val="pt_PT" w:bidi="pt_PT"/>
         </w:rPr>
         <w:t>,</w:t>
       </w:r>
       <w:r>
+        <w:rPr>
+          <w:lang w:val="pt_PT" w:bidi="pt_PT"/>
+        </w:rPr>
         <w:t xml:space="preserve"> e que demonstram por suas ações que são filhos de Deus.</w:t>
       </w:r>
-      <w:r/>
-      <w:r/>
+      <w:r>
+        <w:rPr>
+          <w:lang w:val="pt_PT" w:bidi="pt_PT"/>
+        </w:rPr>
+      </w:r>
+      <w:r>
+        <w:rPr>
+          <w:lang w:val="pt_PT" w:bidi="pt_PT"/>
+        </w:rPr>
+      </w:r>
     </w:p>
     <w:p>
-      <w:r/>
+      <w:pPr/>
+      <w:r>
+        <w:rPr>
+          <w:lang w:val="pt_PT" w:bidi="pt_PT"/>
+        </w:rPr>
+      </w:r>
     </w:p>
     <w:p>
       <w:pPr>
         <w:pStyle w:val="Heading2"/>
       </w:pPr>
       <w:r>
+        <w:rPr>
+          <w:lang w:val="pt_PT" w:bidi="pt_PT"/>
+        </w:rPr>
         <w:t>2 João 1.4–11</w:t>
       </w:r>
-      <w:r/>
+      <w:r>
+        <w:rPr>
+          <w:lang w:val="pt_PT" w:bidi="pt_PT"/>
+        </w:rPr>
+      </w:r>
     </w:p>
     <w:p>
-      <w:r/>
-      <w:r>
+      <w:pPr/>
+      <w:r>
+        <w:rPr>
+          <w:lang w:val="pt_PT" w:bidi="pt_PT"/>
+        </w:rPr>
+      </w:r>
+      <w:r>
+        <w:rPr>
+          <w:lang w:val="pt_PT" w:bidi="pt_PT"/>
+        </w:rPr>
         <w:t>João agora aplica a verdade e o amor mencionados na introdução (</w:t>
       </w:r>
       <w:hyperlink r:id="rId21">
         <w:r>
+          <w:rPr>
+            <w:lang w:val="pt_PT" w:bidi="pt_PT"/>
+          </w:rPr>
           <w:rPr>
             <w:color w:val="0000EE"/>
             <w:u w:val="single"/>
@@ -364,10 +661,16 @@
         </w:r>
       </w:hyperlink>
       <w:r>
+        <w:rPr>
+          <w:lang w:val="pt_PT" w:bidi="pt_PT"/>
+        </w:rPr>
         <w:t>) à situação dos leitores. Viver na verdade e no amor significa manter comunhão com verdadeiros cristãos (</w:t>
       </w:r>
       <w:hyperlink r:id="rId22">
         <w:r>
+          <w:rPr>
+            <w:lang w:val="pt_PT" w:bidi="pt_PT"/>
+          </w:rPr>
           <w:rPr>
             <w:color w:val="0000EE"/>
             <w:u w:val="single"/>
@@ -376,10 +679,16 @@
         </w:r>
       </w:hyperlink>
       <w:r>
+        <w:rPr>
+          <w:lang w:val="pt_PT" w:bidi="pt_PT"/>
+        </w:rPr>
         <w:t>), mas também discernir falsos mestres e recusar-se a ouvi-los ou ajudá-los (</w:t>
       </w:r>
       <w:hyperlink r:id="rId23">
         <w:r>
+          <w:rPr>
+            <w:lang w:val="pt_PT" w:bidi="pt_PT"/>
+          </w:rPr>
           <w:rPr>
             <w:color w:val="0000EE"/>
             <w:u w:val="single"/>
@@ -388,65 +697,137 @@
         </w:r>
       </w:hyperlink>
       <w:r>
+        <w:rPr>
+          <w:lang w:val="pt_PT" w:bidi="pt_PT"/>
+        </w:rPr>
         <w:t>).</w:t>
       </w:r>
-      <w:r/>
-      <w:r/>
+      <w:r>
+        <w:rPr>
+          <w:lang w:val="pt_PT" w:bidi="pt_PT"/>
+        </w:rPr>
+      </w:r>
+      <w:r>
+        <w:rPr>
+          <w:lang w:val="pt_PT" w:bidi="pt_PT"/>
+        </w:rPr>
+      </w:r>
     </w:p>
     <w:p>
-      <w:r/>
+      <w:pPr/>
+      <w:r>
+        <w:rPr>
+          <w:lang w:val="pt_PT" w:bidi="pt_PT"/>
+        </w:rPr>
+      </w:r>
     </w:p>
     <w:p>
       <w:pPr>
         <w:pStyle w:val="Heading2"/>
       </w:pPr>
       <w:r>
+        <w:rPr>
+          <w:lang w:val="pt_PT" w:bidi="pt_PT"/>
+        </w:rPr>
         <w:t>2 João 1.5</w:t>
       </w:r>
-      <w:r/>
+      <w:r>
+        <w:rPr>
+          <w:lang w:val="pt_PT" w:bidi="pt_PT"/>
+        </w:rPr>
+      </w:r>
     </w:p>
     <w:p>
-      <w:r/>
-      <w:r>
+      <w:pPr/>
+      <w:r>
+        <w:rPr>
+          <w:lang w:val="pt_PT" w:bidi="pt_PT"/>
+        </w:rPr>
+      </w:r>
+      <w:r>
+        <w:rPr>
+          <w:lang w:val="pt_PT" w:bidi="pt_PT"/>
+        </w:rPr>
         <w:t xml:space="preserve">Estou escrevendo para lembrar vocês, queridos amigos: Literalmente </w:t>
       </w:r>
       <w:r>
         <w:rPr>
           <w:i/>
+          <w:lang w:val="pt_PT" w:bidi="pt_PT"/>
         </w:rPr>
         <w:t>eu exorto você, senhora.</w:t>
       </w:r>
       <w:r>
+        <w:rPr>
+          <w:lang w:val="pt_PT" w:bidi="pt_PT"/>
+        </w:rPr>
         <w:t xml:space="preserve"> Veja </w:t>
       </w:r>
       <w:r>
+        <w:rPr>
+          <w:lang w:val="pt_PT" w:bidi="pt_PT"/>
+        </w:rPr>
         <w:t>nota de estudo em 1.1</w:t>
       </w:r>
       <w:r>
+        <w:rPr>
+          <w:lang w:val="pt_PT" w:bidi="pt_PT"/>
+        </w:rPr>
         <w:t>.</w:t>
       </w:r>
-      <w:r/>
-      <w:r/>
+      <w:r>
+        <w:rPr>
+          <w:lang w:val="pt_PT" w:bidi="pt_PT"/>
+        </w:rPr>
+      </w:r>
+      <w:r>
+        <w:rPr>
+          <w:lang w:val="pt_PT" w:bidi="pt_PT"/>
+        </w:rPr>
+      </w:r>
     </w:p>
     <w:p>
-      <w:r/>
+      <w:pPr/>
+      <w:r>
+        <w:rPr>
+          <w:lang w:val="pt_PT" w:bidi="pt_PT"/>
+        </w:rPr>
+      </w:r>
     </w:p>
     <w:p>
       <w:pPr>
         <w:pStyle w:val="Heading2"/>
       </w:pPr>
       <w:r>
+        <w:rPr>
+          <w:lang w:val="pt_PT" w:bidi="pt_PT"/>
+        </w:rPr>
         <w:t>2 João 1.7</w:t>
       </w:r>
-      <w:r/>
+      <w:r>
+        <w:rPr>
+          <w:lang w:val="pt_PT" w:bidi="pt_PT"/>
+        </w:rPr>
+      </w:r>
     </w:p>
     <w:p>
-      <w:r/>
-      <w:r>
+      <w:pPr/>
+      <w:r>
+        <w:rPr>
+          <w:lang w:val="pt_PT" w:bidi="pt_PT"/>
+        </w:rPr>
+      </w:r>
+      <w:r>
+        <w:rPr>
+          <w:lang w:val="pt_PT" w:bidi="pt_PT"/>
+        </w:rPr>
         <w:t xml:space="preserve">Muitos enganadores saíram pelo mundo: os docetistas estavam negando que Jesus Cristo veio em um corpo real. João refutou essa heresia em sua primeira carta (veja </w:t>
       </w:r>
       <w:hyperlink r:id="rId24">
         <w:r>
+          <w:rPr>
+            <w:lang w:val="pt_PT" w:bidi="pt_PT"/>
+          </w:rPr>
           <w:rPr>
             <w:color w:val="0000EE"/>
             <w:u w:val="single"/>
@@ -455,48 +836,90 @@
         </w:r>
       </w:hyperlink>
       <w:r>
+        <w:rPr>
+          <w:lang w:val="pt_PT" w:bidi="pt_PT"/>
+        </w:rPr>
         <w:t>). • Um falso mestre é um enganador</w:t>
       </w:r>
       <w:r>
         <w:rPr>
           <w:i/>
+          <w:lang w:val="pt_PT" w:bidi="pt_PT"/>
         </w:rPr>
         <w:t>,</w:t>
       </w:r>
       <w:r>
+        <w:rPr>
+          <w:lang w:val="pt_PT" w:bidi="pt_PT"/>
+        </w:rPr>
         <w:t xml:space="preserve"> porque engana crentes desavisados, e um Anticristo</w:t>
       </w:r>
       <w:r>
         <w:rPr>
           <w:i/>
+          <w:lang w:val="pt_PT" w:bidi="pt_PT"/>
         </w:rPr>
         <w:t>,</w:t>
       </w:r>
       <w:r>
+        <w:rPr>
+          <w:lang w:val="pt_PT" w:bidi="pt_PT"/>
+        </w:rPr>
         <w:t xml:space="preserve"> porque distrai e afasta as pessoas do verdadeiro Cristo. Ao usar o símbolo apocalíptico do Anticristo, João sinaliza a gravidade da heresia e o julgamento final sobre os falsos mestres.</w:t>
       </w:r>
-      <w:r/>
-      <w:r/>
+      <w:r>
+        <w:rPr>
+          <w:lang w:val="pt_PT" w:bidi="pt_PT"/>
+        </w:rPr>
+      </w:r>
+      <w:r>
+        <w:rPr>
+          <w:lang w:val="pt_PT" w:bidi="pt_PT"/>
+        </w:rPr>
+      </w:r>
     </w:p>
     <w:p>
-      <w:r/>
+      <w:pPr/>
+      <w:r>
+        <w:rPr>
+          <w:lang w:val="pt_PT" w:bidi="pt_PT"/>
+        </w:rPr>
+      </w:r>
     </w:p>
     <w:p>
       <w:pPr>
         <w:pStyle w:val="Heading2"/>
       </w:pPr>
       <w:r>
+        <w:rPr>
+          <w:lang w:val="pt_PT" w:bidi="pt_PT"/>
+        </w:rPr>
         <w:t>2 João 1.8</w:t>
       </w:r>
-      <w:r/>
+      <w:r>
+        <w:rPr>
+          <w:lang w:val="pt_PT" w:bidi="pt_PT"/>
+        </w:rPr>
+      </w:r>
     </w:p>
     <w:p>
-      <w:r/>
-      <w:r>
+      <w:pPr/>
+      <w:r>
+        <w:rPr>
+          <w:lang w:val="pt_PT" w:bidi="pt_PT"/>
+        </w:rPr>
+      </w:r>
+      <w:r>
+        <w:rPr>
+          <w:lang w:val="pt_PT" w:bidi="pt_PT"/>
+        </w:rPr>
         <w:t>Nós: Esta palavra refere-se aos apóstolos e seus colaboradores. Os apóstolos ensinaram a verdade e a defenderam contra heresias, e os crentes (referidos como vocês) são advertidos a proteger sua fé de ensinamentos que poderiam destruí-los (</w:t>
       </w:r>
       <w:hyperlink r:id="rId25">
         <w:r>
+          <w:rPr>
+            <w:lang w:val="pt_PT" w:bidi="pt_PT"/>
+          </w:rPr>
           <w:rPr>
             <w:color w:val="0000EE"/>
             <w:u w:val="single"/>
@@ -505,68 +928,138 @@
         </w:r>
       </w:hyperlink>
       <w:r>
+        <w:rPr>
+          <w:lang w:val="pt_PT" w:bidi="pt_PT"/>
+        </w:rPr>
         <w:t>).</w:t>
       </w:r>
-      <w:r/>
-      <w:r/>
+      <w:r>
+        <w:rPr>
+          <w:lang w:val="pt_PT" w:bidi="pt_PT"/>
+        </w:rPr>
+      </w:r>
+      <w:r>
+        <w:rPr>
+          <w:lang w:val="pt_PT" w:bidi="pt_PT"/>
+        </w:rPr>
+      </w:r>
     </w:p>
     <w:p>
-      <w:r/>
+      <w:pPr/>
+      <w:r>
+        <w:rPr>
+          <w:lang w:val="pt_PT" w:bidi="pt_PT"/>
+        </w:rPr>
+      </w:r>
     </w:p>
     <w:p>
       <w:pPr>
         <w:pStyle w:val="Heading2"/>
       </w:pPr>
       <w:r>
+        <w:rPr>
+          <w:lang w:val="pt_PT" w:bidi="pt_PT"/>
+        </w:rPr>
         <w:t>2 João 1.9</w:t>
       </w:r>
-      <w:r/>
+      <w:r>
+        <w:rPr>
+          <w:lang w:val="pt_PT" w:bidi="pt_PT"/>
+        </w:rPr>
+      </w:r>
     </w:p>
     <w:p>
-      <w:r/>
-      <w:r>
+      <w:pPr/>
+      <w:r>
+        <w:rPr>
+          <w:lang w:val="pt_PT" w:bidi="pt_PT"/>
+        </w:rPr>
+      </w:r>
+      <w:r>
+        <w:rPr>
+          <w:lang w:val="pt_PT" w:bidi="pt_PT"/>
+        </w:rPr>
         <w:t xml:space="preserve">Qualquer pessoa que se desvia deste ensino (literalmente </w:t>
       </w:r>
       <w:r>
         <w:rPr>
           <w:i/>
+          <w:lang w:val="pt_PT" w:bidi="pt_PT"/>
         </w:rPr>
         <w:t>todos que vão além e não permanecem no ensino</w:t>
       </w:r>
       <w:r>
+        <w:rPr>
+          <w:lang w:val="pt_PT" w:bidi="pt_PT"/>
+        </w:rPr>
         <w:t xml:space="preserve">): </w:t>
       </w:r>
       <w:r>
         <w:rPr>
           <w:i/>
+          <w:lang w:val="pt_PT" w:bidi="pt_PT"/>
         </w:rPr>
         <w:t>Ir além</w:t>
       </w:r>
       <w:r>
+        <w:rPr>
+          <w:lang w:val="pt_PT" w:bidi="pt_PT"/>
+        </w:rPr>
         <w:t xml:space="preserve"> significa contradizer os ensinamentos apostólicos sobre Jesus Cristo e acreditar em coisas sobre Jesus que não foram ensinadas pelos apóstolos. Este é um aviso à igreja para não dar ouvidos aos falsos mestres.</w:t>
       </w:r>
-      <w:r/>
-      <w:r/>
+      <w:r>
+        <w:rPr>
+          <w:lang w:val="pt_PT" w:bidi="pt_PT"/>
+        </w:rPr>
+      </w:r>
+      <w:r>
+        <w:rPr>
+          <w:lang w:val="pt_PT" w:bidi="pt_PT"/>
+        </w:rPr>
+      </w:r>
     </w:p>
     <w:p>
-      <w:r/>
+      <w:pPr/>
+      <w:r>
+        <w:rPr>
+          <w:lang w:val="pt_PT" w:bidi="pt_PT"/>
+        </w:rPr>
+      </w:r>
     </w:p>
     <w:p>
       <w:pPr>
         <w:pStyle w:val="Heading2"/>
       </w:pPr>
       <w:r>
+        <w:rPr>
+          <w:lang w:val="pt_PT" w:bidi="pt_PT"/>
+        </w:rPr>
         <w:t>2 João 1.10–11</w:t>
       </w:r>
-      <w:r/>
+      <w:r>
+        <w:rPr>
+          <w:lang w:val="pt_PT" w:bidi="pt_PT"/>
+        </w:rPr>
+      </w:r>
     </w:p>
     <w:p>
-      <w:r/>
-      <w:r>
+      <w:pPr/>
+      <w:r>
+        <w:rPr>
+          <w:lang w:val="pt_PT" w:bidi="pt_PT"/>
+        </w:rPr>
+      </w:r>
+      <w:r>
+        <w:rPr>
+          <w:lang w:val="pt_PT" w:bidi="pt_PT"/>
+        </w:rPr>
         <w:t xml:space="preserve">Os crentes não devem convidar essa pessoa, que não ensina a verdade sobre Cristo, para suas casas. As primeiras igrejas se reuniam em casas (veja </w:t>
       </w:r>
       <w:hyperlink r:id="rId26">
         <w:r>
+          <w:rPr>
+            <w:lang w:val="pt_PT" w:bidi="pt_PT"/>
+          </w:rPr>
           <w:rPr>
             <w:color w:val="0000EE"/>
             <w:u w:val="single"/>
@@ -575,10 +1068,16 @@
         </w:r>
       </w:hyperlink>
       <w:r>
+        <w:rPr>
+          <w:lang w:val="pt_PT" w:bidi="pt_PT"/>
+        </w:rPr>
         <w:t xml:space="preserve">; </w:t>
       </w:r>
       <w:hyperlink r:id="rId27">
         <w:r>
+          <w:rPr>
+            <w:lang w:val="pt_PT" w:bidi="pt_PT"/>
+          </w:rPr>
           <w:rPr>
             <w:color w:val="0000EE"/>
             <w:u w:val="single"/>
@@ -587,10 +1086,16 @@
         </w:r>
       </w:hyperlink>
       <w:r>
+        <w:rPr>
+          <w:lang w:val="pt_PT" w:bidi="pt_PT"/>
+        </w:rPr>
         <w:t xml:space="preserve">; </w:t>
       </w:r>
       <w:hyperlink r:id="rId28">
         <w:r>
+          <w:rPr>
+            <w:lang w:val="pt_PT" w:bidi="pt_PT"/>
+          </w:rPr>
           <w:rPr>
             <w:color w:val="0000EE"/>
             <w:u w:val="single"/>
@@ -599,10 +1104,16 @@
         </w:r>
       </w:hyperlink>
       <w:r>
+        <w:rPr>
+          <w:lang w:val="pt_PT" w:bidi="pt_PT"/>
+        </w:rPr>
         <w:t xml:space="preserve">; </w:t>
       </w:r>
       <w:hyperlink r:id="rId29">
         <w:r>
+          <w:rPr>
+            <w:lang w:val="pt_PT" w:bidi="pt_PT"/>
+          </w:rPr>
           <w:rPr>
             <w:color w:val="0000EE"/>
             <w:u w:val="single"/>
@@ -611,10 +1122,16 @@
         </w:r>
       </w:hyperlink>
       <w:r>
+        <w:rPr>
+          <w:lang w:val="pt_PT" w:bidi="pt_PT"/>
+        </w:rPr>
         <w:t>,</w:t>
       </w:r>
       <w:hyperlink r:id="rId30">
         <w:r>
+          <w:rPr>
+            <w:lang w:val="pt_PT" w:bidi="pt_PT"/>
+          </w:rPr>
           <w:rPr>
             <w:color w:val="0000EE"/>
             <w:u w:val="single"/>
@@ -623,10 +1140,16 @@
         </w:r>
       </w:hyperlink>
       <w:r>
+        <w:rPr>
+          <w:lang w:val="pt_PT" w:bidi="pt_PT"/>
+        </w:rPr>
         <w:t xml:space="preserve">; </w:t>
       </w:r>
       <w:hyperlink r:id="rId31">
         <w:r>
+          <w:rPr>
+            <w:lang w:val="pt_PT" w:bidi="pt_PT"/>
+          </w:rPr>
           <w:rPr>
             <w:color w:val="0000EE"/>
             <w:u w:val="single"/>
@@ -635,10 +1158,16 @@
         </w:r>
       </w:hyperlink>
       <w:r>
+        <w:rPr>
+          <w:lang w:val="pt_PT" w:bidi="pt_PT"/>
+        </w:rPr>
         <w:t xml:space="preserve">; </w:t>
       </w:r>
       <w:hyperlink r:id="rId32">
         <w:r>
+          <w:rPr>
+            <w:lang w:val="pt_PT" w:bidi="pt_PT"/>
+          </w:rPr>
           <w:rPr>
             <w:color w:val="0000EE"/>
             <w:u w:val="single"/>
@@ -647,39 +1176,77 @@
         </w:r>
       </w:hyperlink>
       <w:r>
+        <w:rPr>
+          <w:lang w:val="pt_PT" w:bidi="pt_PT"/>
+        </w:rPr>
         <w:t>), então isso pode se referir a convidar falsos mestres para uma reunião da igreja. Também pode se referir a oferecer qualquer forma de hospitalidade a falsos mestres, o que ajudaria em sua missão. A única maneira de lidar com eles era não aceitá-los na comunhão.</w:t>
       </w:r>
-      <w:r/>
-      <w:r/>
+      <w:r>
+        <w:rPr>
+          <w:lang w:val="pt_PT" w:bidi="pt_PT"/>
+        </w:rPr>
+      </w:r>
+      <w:r>
+        <w:rPr>
+          <w:lang w:val="pt_PT" w:bidi="pt_PT"/>
+        </w:rPr>
+      </w:r>
     </w:p>
     <w:p>
-      <w:r/>
+      <w:pPr/>
+      <w:r>
+        <w:rPr>
+          <w:lang w:val="pt_PT" w:bidi="pt_PT"/>
+        </w:rPr>
+      </w:r>
     </w:p>
     <w:p>
       <w:pPr>
         <w:pStyle w:val="Heading2"/>
       </w:pPr>
       <w:r>
+        <w:rPr>
+          <w:lang w:val="pt_PT" w:bidi="pt_PT"/>
+        </w:rPr>
         <w:t>2 João 1.12</w:t>
       </w:r>
-      <w:r/>
+      <w:r>
+        <w:rPr>
+          <w:lang w:val="pt_PT" w:bidi="pt_PT"/>
+        </w:rPr>
+      </w:r>
     </w:p>
     <w:p>
-      <w:r/>
-      <w:r>
+      <w:pPr/>
+      <w:r>
+        <w:rPr>
+          <w:lang w:val="pt_PT" w:bidi="pt_PT"/>
+        </w:rPr>
+      </w:r>
+      <w:r>
+        <w:rPr>
+          <w:lang w:val="pt_PT" w:bidi="pt_PT"/>
+        </w:rPr>
         <w:t xml:space="preserve">Nosso idioma inglês "face a face" tem o mesmo significado que o idioma grego usado aqui (literalmente </w:t>
       </w:r>
       <w:r>
         <w:rPr>
           <w:i/>
+          <w:lang w:val="pt_PT" w:bidi="pt_PT"/>
         </w:rPr>
         <w:t>boca a boca;</w:t>
       </w:r>
       <w:r>
+        <w:rPr>
+          <w:lang w:val="pt_PT" w:bidi="pt_PT"/>
+        </w:rPr>
         <w:t xml:space="preserve"> veja também </w:t>
       </w:r>
       <w:hyperlink r:id="rId33">
         <w:r>
+          <w:rPr>
+            <w:lang w:val="pt_PT" w:bidi="pt_PT"/>
+          </w:rPr>
           <w:rPr>
             <w:color w:val="0000EE"/>
             <w:u w:val="single"/>
@@ -688,30 +1255,64 @@
         </w:r>
       </w:hyperlink>
       <w:r>
+        <w:rPr>
+          <w:lang w:val="pt_PT" w:bidi="pt_PT"/>
+        </w:rPr>
         <w:t>). • Assim, nossa alegria será completa: Nosso relacionamento com Cristo não é apenas uma experiência privada; experimentamos a alegria plena em comunhão harmoniosa com outros crentes.</w:t>
       </w:r>
-      <w:r/>
-      <w:r/>
+      <w:r>
+        <w:rPr>
+          <w:lang w:val="pt_PT" w:bidi="pt_PT"/>
+        </w:rPr>
+      </w:r>
+      <w:r>
+        <w:rPr>
+          <w:lang w:val="pt_PT" w:bidi="pt_PT"/>
+        </w:rPr>
+      </w:r>
     </w:p>
     <w:p>
-      <w:r/>
+      <w:pPr/>
+      <w:r>
+        <w:rPr>
+          <w:lang w:val="pt_PT" w:bidi="pt_PT"/>
+        </w:rPr>
+      </w:r>
     </w:p>
     <w:p>
       <w:pPr>
         <w:pStyle w:val="Heading2"/>
       </w:pPr>
       <w:r>
+        <w:rPr>
+          <w:lang w:val="pt_PT" w:bidi="pt_PT"/>
+        </w:rPr>
         <w:t>2 João 1.13</w:t>
       </w:r>
-      <w:r/>
+      <w:r>
+        <w:rPr>
+          <w:lang w:val="pt_PT" w:bidi="pt_PT"/>
+        </w:rPr>
+      </w:r>
     </w:p>
     <w:p>
-      <w:r/>
-      <w:r>
+      <w:pPr/>
+      <w:r>
+        <w:rPr>
+          <w:lang w:val="pt_PT" w:bidi="pt_PT"/>
+        </w:rPr>
+      </w:r>
+      <w:r>
+        <w:rPr>
+          <w:lang w:val="pt_PT" w:bidi="pt_PT"/>
+        </w:rPr>
         <w:t xml:space="preserve">dos filhos da sua irmã: Isso provavelmente se refere à igreja irmã em Éfeso e seus membros, com quem João estava (veja </w:t>
       </w:r>
       <w:hyperlink r:id="rId34">
         <w:r>
+          <w:rPr>
+            <w:lang w:val="pt_PT" w:bidi="pt_PT"/>
+          </w:rPr>
           <w:rPr>
             <w:color w:val="0000EE"/>
             <w:u w:val="single"/>
@@ -720,10 +1321,21 @@
         </w:r>
       </w:hyperlink>
       <w:r>
+        <w:rPr>
+          <w:lang w:val="pt_PT" w:bidi="pt_PT"/>
+        </w:rPr>
         <w:t>). João vivia naquela região e cuidava de várias igrejas.</w:t>
       </w:r>
-      <w:r/>
-      <w:r/>
+      <w:r>
+        <w:rPr>
+          <w:lang w:val="pt_PT" w:bidi="pt_PT"/>
+        </w:rPr>
+      </w:r>
+      <w:r>
+        <w:rPr>
+          <w:lang w:val="pt_PT" w:bidi="pt_PT"/>
+        </w:rPr>
+      </w:r>
     </w:p>
     <w:sectPr>
       <w:footnotePr>
@@ -2625,7 +3237,7 @@
     <w:rPrDefault>
       <w:rPr>
         <w:rFonts w:ascii="Times New Roman" w:eastAsia="Times New Roman" w:hAnsi="Times New Roman" w:cs="Times New Roman"/>
-        <w:lang w:val="en-US" w:eastAsia="en-US" w:bidi="ar-SA"/>
+        <w:lang w:val="pt_PT" w:eastAsia="en-US" w:bidi="ar-SA"/>
       </w:rPr>
     </w:rPrDefault>
     <w:pPrDefault/>

--- a/por/docx/63.content.docx
+++ b/por/docx/63.content.docx
@@ -28,19 +28,18 @@
       </w:r>
     </w:p>
     <w:p>
-      <w:pPr>
-        <w:pStyle w:val="Heading2"/>
-      </w:pPr>
-      <w:r>
-        <w:rPr>
-          <w:lang w:val="pt_PT" w:bidi="pt_PT"/>
-        </w:rPr>
-        <w:t>License Information</w:t>
-      </w:r>
-      <w:r>
-        <w:rPr>
-          <w:lang w:val="pt_PT" w:bidi="pt_PT"/>
-        </w:rPr>
+      <w:pPr/>
+      <w:r>
+        <w:rPr>
+          <w:lang w:val="pt_PT" w:bidi="pt_PT"/>
+        </w:rPr>
+      </w:r>
+      <w:r>
+        <w:rPr>
+          <w:b/>
+          <w:lang w:val="pt_PT" w:bidi="pt_PT"/>
+        </w:rPr>
+        <w:t>Aquifer Open Study Notes</w:t>
       </w:r>
     </w:p>
     <w:p>
@@ -52,22 +51,9 @@
       </w:r>
       <w:r>
         <w:rPr>
-          <w:b/>
-          <w:lang w:val="pt_PT" w:bidi="pt_PT"/>
-        </w:rPr>
-        <w:t>Notas de Estudo (Tyndale)</w:t>
-      </w:r>
-      <w:r>
-        <w:rPr>
-          <w:lang w:val="pt_PT" w:bidi="pt_PT"/>
-        </w:rPr>
-        <w:t xml:space="preserve"> (Portuguese) is based on</w:t>
-      </w:r>
-      <w:r>
-        <w:rPr>
-          <w:lang w:val="pt_PT" w:bidi="pt_PT"/>
-        </w:rPr>
-        <w:t xml:space="preserve">: </w:t>
+          <w:lang w:val="pt_PT" w:bidi="pt_PT"/>
+        </w:rPr>
+        <w:t xml:space="preserve">This work is an adaptation of </w:t>
       </w:r>
       <w:r>
         <w:rPr>
@@ -79,48 +65,19 @@
         <w:rPr>
           <w:lang w:val="pt_PT" w:bidi="pt_PT"/>
         </w:rPr>
-        <w:t xml:space="preserve">, </w:t>
-      </w:r>
-      <w:hyperlink r:id="rId13">
-        <w:r>
-          <w:rPr>
-            <w:lang w:val="pt_PT" w:bidi="pt_PT"/>
-          </w:rPr>
-          <w:rPr>
-            <w:color w:val="0000EE"/>
-            <w:u w:val="single"/>
-          </w:rPr>
-          <w:t>Tyndale House Publishers</w:t>
-        </w:r>
-      </w:hyperlink>
-      <w:r>
-        <w:rPr>
-          <w:lang w:val="pt_PT" w:bidi="pt_PT"/>
-        </w:rPr>
-        <w:t xml:space="preserve">, 2019, which is licensed under a </w:t>
-      </w:r>
-      <w:hyperlink r:id="rId14">
-        <w:r>
-          <w:rPr>
-            <w:lang w:val="pt_PT" w:bidi="pt_PT"/>
-          </w:rPr>
-          <w:rPr>
-            <w:color w:val="0000EE"/>
-            <w:u w:val="single"/>
-          </w:rPr>
-          <w:t>CC BY-SA 4.0 license</w:t>
-        </w:r>
-      </w:hyperlink>
-      <w:r>
-        <w:rPr>
-          <w:lang w:val="pt_PT" w:bidi="pt_PT"/>
-        </w:rPr>
-        <w:t>.</w:t>
-      </w:r>
-      <w:r>
-        <w:rPr>
-          <w:lang w:val="pt_PT" w:bidi="pt_PT"/>
-        </w:rPr>
+        <w:t xml:space="preserve"> © 2023 Tyndale House Publishers, licensed under the CC BY-SA 4.0 license. The adaptation, </w:t>
+      </w:r>
+      <w:r>
+        <w:rPr>
+          <w:lang w:val="pt_PT" w:bidi="pt_PT"/>
+        </w:rPr>
+        <w:t>Aquifer Open Study Notes</w:t>
+      </w:r>
+      <w:r>
+        <w:rPr>
+          <w:lang w:val="pt_PT" w:bidi="pt_PT"/>
+        </w:rPr>
+        <w:t>, was created by Mission Mutual and is also licensed under CC BY-SA 4.0.</w:t>
       </w:r>
     </w:p>
     <w:p>
@@ -134,7 +91,7 @@
         <w:rPr>
           <w:lang w:val="pt_PT" w:bidi="pt_PT"/>
         </w:rPr>
-        <w:t>This PDF version is provided under the same license.</w:t>
+        <w:t>This resource has been adapted into multiple languages, including English, Tok Pisin, Arabic (عربي), French (Français), Hindi (हिंदी), Indonesian (Bahasa Indonesia), Portuguese (Português), Russian (Русский), Spanish (Español), Swahili (Kiswahili), and Simplified Chinese (简体中文).</w:t>
       </w:r>
       <w:r>
         <w:rPr>
@@ -322,7 +279,7 @@
         </w:rPr>
         <w:t xml:space="preserve"> para afirmar sua autoridade na igreja. • à senhora eleita (grego kuria) e aos seus filhos: A palavra grega kuria pode ser o nome de um indivíduo específico; mais provavelmente, refere-se a uma igreja local específica e seus crentes (cp. </w:t>
       </w:r>
-      <w:hyperlink r:id="rId15">
+      <w:hyperlink r:id="rId13">
         <w:r>
           <w:rPr>
             <w:lang w:val="pt_PT" w:bidi="pt_PT"/>
@@ -340,7 +297,7 @@
         </w:rPr>
         <w:t xml:space="preserve">). • a quem amo na verdade: Isso significa "amo verdadeiramente" (veja </w:t>
       </w:r>
-      <w:hyperlink r:id="rId16">
+      <w:hyperlink r:id="rId14">
         <w:r>
           <w:rPr>
             <w:lang w:val="pt_PT" w:bidi="pt_PT"/>
@@ -358,7 +315,7 @@
         </w:rPr>
         <w:t>) ou, mais provavelmente, refere-se ao amor entre aqueles que professam a mesma verdade sobre Cristo em contraste com as mentiras dos falsos mestres (</w:t>
       </w:r>
-      <w:hyperlink r:id="rId17">
+      <w:hyperlink r:id="rId15">
         <w:r>
           <w:rPr>
             <w:lang w:val="pt_PT" w:bidi="pt_PT"/>
@@ -376,7 +333,7 @@
         </w:rPr>
         <w:t xml:space="preserve">; veja </w:t>
       </w:r>
-      <w:hyperlink r:id="rId18">
+      <w:hyperlink r:id="rId16">
         <w:r>
           <w:rPr>
             <w:lang w:val="pt_PT" w:bidi="pt_PT"/>
@@ -455,7 +412,7 @@
         </w:rPr>
         <w:t xml:space="preserve">João inicia com uma introdução padrão para uma carta pessoal. • João menciona a verdade quatro vezes nesta breve introdução e uma vez em </w:t>
       </w:r>
-      <w:hyperlink r:id="rId19">
+      <w:hyperlink r:id="rId17">
         <w:r>
           <w:rPr>
             <w:lang w:val="pt_PT" w:bidi="pt_PT"/>
@@ -521,7 +478,7 @@
         </w:rPr>
         <w:t xml:space="preserve">O amor cristão está enraizado no conhecimento da verdade. A verdade que vive em nós é mais do que apenas fatos ou doutrina; é a presença de Deus (veja </w:t>
       </w:r>
-      <w:hyperlink r:id="rId20">
+      <w:hyperlink r:id="rId18">
         <w:r>
           <w:rPr>
             <w:lang w:val="pt_PT" w:bidi="pt_PT"/>
@@ -648,7 +605,7 @@
         </w:rPr>
         <w:t>João agora aplica a verdade e o amor mencionados na introdução (</w:t>
       </w:r>
-      <w:hyperlink r:id="rId21">
+      <w:hyperlink r:id="rId19">
         <w:r>
           <w:rPr>
             <w:lang w:val="pt_PT" w:bidi="pt_PT"/>
@@ -666,7 +623,7 @@
         </w:rPr>
         <w:t>) à situação dos leitores. Viver na verdade e no amor significa manter comunhão com verdadeiros cristãos (</w:t>
       </w:r>
-      <w:hyperlink r:id="rId22">
+      <w:hyperlink r:id="rId20">
         <w:r>
           <w:rPr>
             <w:lang w:val="pt_PT" w:bidi="pt_PT"/>
@@ -684,7 +641,7 @@
         </w:rPr>
         <w:t>), mas também discernir falsos mestres e recusar-se a ouvi-los ou ajudá-los (</w:t>
       </w:r>
-      <w:hyperlink r:id="rId23">
+      <w:hyperlink r:id="rId21">
         <w:r>
           <w:rPr>
             <w:lang w:val="pt_PT" w:bidi="pt_PT"/>
@@ -823,7 +780,7 @@
         </w:rPr>
         <w:t xml:space="preserve">Muitos enganadores saíram pelo mundo: os docetistas estavam negando que Jesus Cristo veio em um corpo real. João refutou essa heresia em sua primeira carta (veja </w:t>
       </w:r>
-      <w:hyperlink r:id="rId24">
+      <w:hyperlink r:id="rId22">
         <w:r>
           <w:rPr>
             <w:lang w:val="pt_PT" w:bidi="pt_PT"/>
@@ -915,7 +872,7 @@
         </w:rPr>
         <w:t>Nós: Esta palavra refere-se aos apóstolos e seus colaboradores. Os apóstolos ensinaram a verdade e a defenderam contra heresias, e os crentes (referidos como vocês) são advertidos a proteger sua fé de ensinamentos que poderiam destruí-los (</w:t>
       </w:r>
-      <w:hyperlink r:id="rId25">
+      <w:hyperlink r:id="rId23">
         <w:r>
           <w:rPr>
             <w:lang w:val="pt_PT" w:bidi="pt_PT"/>
@@ -1055,7 +1012,7 @@
         </w:rPr>
         <w:t xml:space="preserve">Os crentes não devem convidar essa pessoa, que não ensina a verdade sobre Cristo, para suas casas. As primeiras igrejas se reuniam em casas (veja </w:t>
       </w:r>
-      <w:hyperlink r:id="rId26">
+      <w:hyperlink r:id="rId24">
         <w:r>
           <w:rPr>
             <w:lang w:val="pt_PT" w:bidi="pt_PT"/>
@@ -1073,7 +1030,7 @@
         </w:rPr>
         <w:t xml:space="preserve">; </w:t>
       </w:r>
-      <w:hyperlink r:id="rId27">
+      <w:hyperlink r:id="rId25">
         <w:r>
           <w:rPr>
             <w:lang w:val="pt_PT" w:bidi="pt_PT"/>
@@ -1091,7 +1048,7 @@
         </w:rPr>
         <w:t xml:space="preserve">; </w:t>
       </w:r>
-      <w:hyperlink r:id="rId28">
+      <w:hyperlink r:id="rId26">
         <w:r>
           <w:rPr>
             <w:lang w:val="pt_PT" w:bidi="pt_PT"/>
@@ -1109,7 +1066,7 @@
         </w:rPr>
         <w:t xml:space="preserve">; </w:t>
       </w:r>
-      <w:hyperlink r:id="rId29">
+      <w:hyperlink r:id="rId27">
         <w:r>
           <w:rPr>
             <w:lang w:val="pt_PT" w:bidi="pt_PT"/>
@@ -1127,7 +1084,7 @@
         </w:rPr>
         <w:t>,</w:t>
       </w:r>
-      <w:hyperlink r:id="rId30">
+      <w:hyperlink r:id="rId28">
         <w:r>
           <w:rPr>
             <w:lang w:val="pt_PT" w:bidi="pt_PT"/>
@@ -1145,7 +1102,7 @@
         </w:rPr>
         <w:t xml:space="preserve">; </w:t>
       </w:r>
-      <w:hyperlink r:id="rId31">
+      <w:hyperlink r:id="rId29">
         <w:r>
           <w:rPr>
             <w:lang w:val="pt_PT" w:bidi="pt_PT"/>
@@ -1163,7 +1120,7 @@
         </w:rPr>
         <w:t xml:space="preserve">; </w:t>
       </w:r>
-      <w:hyperlink r:id="rId32">
+      <w:hyperlink r:id="rId30">
         <w:r>
           <w:rPr>
             <w:lang w:val="pt_PT" w:bidi="pt_PT"/>
@@ -1242,7 +1199,7 @@
         </w:rPr>
         <w:t xml:space="preserve"> veja também </w:t>
       </w:r>
-      <w:hyperlink r:id="rId33">
+      <w:hyperlink r:id="rId31">
         <w:r>
           <w:rPr>
             <w:lang w:val="pt_PT" w:bidi="pt_PT"/>
@@ -1308,7 +1265,7 @@
         </w:rPr>
         <w:t xml:space="preserve">dos filhos da sua irmã: Isso provavelmente se refere à igreja irmã em Éfeso e seus membros, com quem João estava (veja </w:t>
       </w:r>
-      <w:hyperlink r:id="rId34">
+      <w:hyperlink r:id="rId32">
         <w:r>
           <w:rPr>
             <w:lang w:val="pt_PT" w:bidi="pt_PT"/>

--- a/por/docx/63.content.docx
+++ b/por/docx/63.content.docx
@@ -163,13 +163,6 @@
         <w:rPr>
           <w:lang w:val="pt_PT" w:bidi="pt_PT"/>
         </w:rPr>
-      </w:r>
-      <w:r>
-        <w:rPr>
-          <w:i/>
-          <w:lang w:val="pt_PT" w:bidi="pt_PT"/>
-        </w:rPr>
-        <w:t>2 João 1.1, 2 João 1.1–3, 2 João 1.2, 2 João 1.3, 2 João 1.4–11, 2 João 1.5, 2 João 1.7, 2 João 1.8, 2 João 1.9, 2 João 1.10–11, 2 João 1.12, 2 João 1.13</w:t>
       </w:r>
       <w:r>
         <w:rPr>

--- a/por/docx/63.content.docx
+++ b/por/docx/63.content.docx
@@ -150,19 +150,6 @@
           <w:lang w:val="pt_PT" w:bidi="pt_PT"/>
         </w:rPr>
         <w:t>2JN</w:t>
-      </w:r>
-      <w:r>
-        <w:rPr>
-          <w:lang w:val="pt_PT" w:bidi="pt_PT"/>
-        </w:rPr>
-      </w:r>
-    </w:p>
-    <w:p>
-      <w:pPr/>
-      <w:r>
-        <w:rPr>
-          <w:lang w:val="pt_PT" w:bidi="pt_PT"/>
-        </w:rPr>
       </w:r>
       <w:r>
         <w:rPr>

--- a/por/docx/63.content.docx
+++ b/por/docx/63.content.docx
@@ -19,7 +19,7 @@
         <w:rPr>
           <w:lang w:val="pt_PT" w:bidi="pt_PT"/>
         </w:rPr>
-        <w:t>Resource: Notas de Estudo (Tyndale)</w:t>
+        <w:t>Resource: Tyndale Open Study Notes</w:t>
       </w:r>
       <w:r>
         <w:rPr>
@@ -112,7 +112,7 @@
         <w:rPr>
           <w:lang w:val="pt_PT" w:bidi="pt_PT"/>
         </w:rPr>
-        <w:t>Notas de Estudo (Tyndale)</w:t>
+        <w:t>Tyndale Open Study Notes</w:t>
       </w:r>
     </w:p>
     <w:p>

--- a/por/docx/63.content.docx
+++ b/por/docx/63.content.docx
@@ -19,7 +19,7 @@
         <w:rPr>
           <w:lang w:val="pt_PT" w:bidi="pt_PT"/>
         </w:rPr>
-        <w:t>Resource: Tyndale Open Study Notes</w:t>
+        <w:t>Resource: Aquifer Open Study Notes</w:t>
       </w:r>
       <w:r>
         <w:rPr>
@@ -112,7 +112,7 @@
         <w:rPr>
           <w:lang w:val="pt_PT" w:bidi="pt_PT"/>
         </w:rPr>
-        <w:t>Tyndale Open Study Notes</w:t>
+        <w:t>Aquifer Open Study Notes</w:t>
       </w:r>
     </w:p>
     <w:p>

--- a/por/docx/63.content.docx
+++ b/por/docx/63.content.docx
@@ -259,72 +259,48 @@
         </w:rPr>
         <w:t xml:space="preserve"> para afirmar sua autoridade na igreja. • à senhora eleita (grego kuria) e aos seus filhos: A palavra grega kuria pode ser o nome de um indivíduo específico; mais provavelmente, refere-se a uma igreja local específica e seus crentes (cp. </w:t>
       </w:r>
-      <w:hyperlink r:id="rId13">
-        <w:r>
-          <w:rPr>
-            <w:lang w:val="pt_PT" w:bidi="pt_PT"/>
-          </w:rPr>
-          <w:rPr>
-            <w:color w:val="0000EE"/>
-            <w:u w:val="single"/>
-          </w:rPr>
-          <w:t>1.13</w:t>
-        </w:r>
-      </w:hyperlink>
+      <w:r>
+        <w:rPr>
+          <w:lang w:val="pt_PT" w:bidi="pt_PT"/>
+        </w:rPr>
+        <w:t>1.13</w:t>
+      </w:r>
       <w:r>
         <w:rPr>
           <w:lang w:val="pt_PT" w:bidi="pt_PT"/>
         </w:rPr>
         <w:t xml:space="preserve">). • a quem amo na verdade: Isso significa "amo verdadeiramente" (veja </w:t>
       </w:r>
-      <w:hyperlink r:id="rId14">
-        <w:r>
-          <w:rPr>
-            <w:lang w:val="pt_PT" w:bidi="pt_PT"/>
-          </w:rPr>
-          <w:rPr>
-            <w:color w:val="0000EE"/>
-            <w:u w:val="single"/>
-          </w:rPr>
-          <w:t>1.5–6</w:t>
-        </w:r>
-      </w:hyperlink>
+      <w:r>
+        <w:rPr>
+          <w:lang w:val="pt_PT" w:bidi="pt_PT"/>
+        </w:rPr>
+        <w:t>1.5–6</w:t>
+      </w:r>
       <w:r>
         <w:rPr>
           <w:lang w:val="pt_PT" w:bidi="pt_PT"/>
         </w:rPr>
         <w:t>) ou, mais provavelmente, refere-se ao amor entre aqueles que professam a mesma verdade sobre Cristo em contraste com as mentiras dos falsos mestres (</w:t>
       </w:r>
-      <w:hyperlink r:id="rId15">
-        <w:r>
-          <w:rPr>
-            <w:lang w:val="pt_PT" w:bidi="pt_PT"/>
-          </w:rPr>
-          <w:rPr>
-            <w:color w:val="0000EE"/>
-            <w:u w:val="single"/>
-          </w:rPr>
-          <w:t>1.7</w:t>
-        </w:r>
-      </w:hyperlink>
+      <w:r>
+        <w:rPr>
+          <w:lang w:val="pt_PT" w:bidi="pt_PT"/>
+        </w:rPr>
+        <w:t>1.7</w:t>
+      </w:r>
       <w:r>
         <w:rPr>
           <w:lang w:val="pt_PT" w:bidi="pt_PT"/>
         </w:rPr>
         <w:t xml:space="preserve">; veja </w:t>
       </w:r>
-      <w:hyperlink r:id="rId16">
-        <w:r>
-          <w:rPr>
-            <w:lang w:val="pt_PT" w:bidi="pt_PT"/>
-          </w:rPr>
-          <w:rPr>
-            <w:color w:val="0000EE"/>
-            <w:u w:val="single"/>
-          </w:rPr>
-          <w:t>1Jo 2.21–23</w:t>
-        </w:r>
-      </w:hyperlink>
+      <w:r>
+        <w:rPr>
+          <w:lang w:val="pt_PT" w:bidi="pt_PT"/>
+        </w:rPr>
+        <w:t>1Jo 2.21–23</w:t>
+      </w:r>
       <w:r>
         <w:rPr>
           <w:lang w:val="pt_PT" w:bidi="pt_PT"/>
@@ -392,18 +368,12 @@
         </w:rPr>
         <w:t xml:space="preserve">João inicia com uma introdução padrão para uma carta pessoal. • João menciona a verdade quatro vezes nesta breve introdução e uma vez em </w:t>
       </w:r>
-      <w:hyperlink r:id="rId17">
-        <w:r>
-          <w:rPr>
-            <w:lang w:val="pt_PT" w:bidi="pt_PT"/>
-          </w:rPr>
-          <w:rPr>
-            <w:color w:val="0000EE"/>
-            <w:u w:val="single"/>
-          </w:rPr>
-          <w:t>1.4</w:t>
-        </w:r>
-      </w:hyperlink>
+      <w:r>
+        <w:rPr>
+          <w:lang w:val="pt_PT" w:bidi="pt_PT"/>
+        </w:rPr>
+        <w:t>1.4</w:t>
+      </w:r>
       <w:r>
         <w:rPr>
           <w:lang w:val="pt_PT" w:bidi="pt_PT"/>
@@ -458,18 +428,12 @@
         </w:rPr>
         <w:t xml:space="preserve">O amor cristão está enraizado no conhecimento da verdade. A verdade que vive em nós é mais do que apenas fatos ou doutrina; é a presença de Deus (veja </w:t>
       </w:r>
-      <w:hyperlink r:id="rId18">
-        <w:r>
-          <w:rPr>
-            <w:lang w:val="pt_PT" w:bidi="pt_PT"/>
-          </w:rPr>
-          <w:rPr>
-            <w:color w:val="0000EE"/>
-            <w:u w:val="single"/>
-          </w:rPr>
-          <w:t>Jo 14.15–17</w:t>
-        </w:r>
-      </w:hyperlink>
+      <w:r>
+        <w:rPr>
+          <w:lang w:val="pt_PT" w:bidi="pt_PT"/>
+        </w:rPr>
+        <w:t>Jo 14.15–17</w:t>
+      </w:r>
       <w:r>
         <w:rPr>
           <w:lang w:val="pt_PT" w:bidi="pt_PT"/>
@@ -585,54 +549,36 @@
         </w:rPr>
         <w:t>João agora aplica a verdade e o amor mencionados na introdução (</w:t>
       </w:r>
-      <w:hyperlink r:id="rId19">
-        <w:r>
-          <w:rPr>
-            <w:lang w:val="pt_PT" w:bidi="pt_PT"/>
-          </w:rPr>
-          <w:rPr>
-            <w:color w:val="0000EE"/>
-            <w:u w:val="single"/>
-          </w:rPr>
-          <w:t>1.1–3</w:t>
-        </w:r>
-      </w:hyperlink>
+      <w:r>
+        <w:rPr>
+          <w:lang w:val="pt_PT" w:bidi="pt_PT"/>
+        </w:rPr>
+        <w:t>1.1–3</w:t>
+      </w:r>
       <w:r>
         <w:rPr>
           <w:lang w:val="pt_PT" w:bidi="pt_PT"/>
         </w:rPr>
         <w:t>) à situação dos leitores. Viver na verdade e no amor significa manter comunhão com verdadeiros cristãos (</w:t>
       </w:r>
-      <w:hyperlink r:id="rId20">
-        <w:r>
-          <w:rPr>
-            <w:lang w:val="pt_PT" w:bidi="pt_PT"/>
-          </w:rPr>
-          <w:rPr>
-            <w:color w:val="0000EE"/>
-            <w:u w:val="single"/>
-          </w:rPr>
-          <w:t>1.4–6</w:t>
-        </w:r>
-      </w:hyperlink>
+      <w:r>
+        <w:rPr>
+          <w:lang w:val="pt_PT" w:bidi="pt_PT"/>
+        </w:rPr>
+        <w:t>1.4–6</w:t>
+      </w:r>
       <w:r>
         <w:rPr>
           <w:lang w:val="pt_PT" w:bidi="pt_PT"/>
         </w:rPr>
         <w:t>), mas também discernir falsos mestres e recusar-se a ouvi-los ou ajudá-los (</w:t>
       </w:r>
-      <w:hyperlink r:id="rId21">
-        <w:r>
-          <w:rPr>
-            <w:lang w:val="pt_PT" w:bidi="pt_PT"/>
-          </w:rPr>
-          <w:rPr>
-            <w:color w:val="0000EE"/>
-            <w:u w:val="single"/>
-          </w:rPr>
-          <w:t>1.7–11</w:t>
-        </w:r>
-      </w:hyperlink>
+      <w:r>
+        <w:rPr>
+          <w:lang w:val="pt_PT" w:bidi="pt_PT"/>
+        </w:rPr>
+        <w:t>1.7–11</w:t>
+      </w:r>
       <w:r>
         <w:rPr>
           <w:lang w:val="pt_PT" w:bidi="pt_PT"/>
@@ -760,18 +706,12 @@
         </w:rPr>
         <w:t xml:space="preserve">Muitos enganadores saíram pelo mundo: os docetistas estavam negando que Jesus Cristo veio em um corpo real. João refutou essa heresia em sua primeira carta (veja </w:t>
       </w:r>
-      <w:hyperlink r:id="rId22">
-        <w:r>
-          <w:rPr>
-            <w:lang w:val="pt_PT" w:bidi="pt_PT"/>
-          </w:rPr>
-          <w:rPr>
-            <w:color w:val="0000EE"/>
-            <w:u w:val="single"/>
-          </w:rPr>
-          <w:t>1Jo 4.2–3</w:t>
-        </w:r>
-      </w:hyperlink>
+      <w:r>
+        <w:rPr>
+          <w:lang w:val="pt_PT" w:bidi="pt_PT"/>
+        </w:rPr>
+        <w:t>1Jo 4.2–3</w:t>
+      </w:r>
       <w:r>
         <w:rPr>
           <w:lang w:val="pt_PT" w:bidi="pt_PT"/>
@@ -852,18 +792,12 @@
         </w:rPr>
         <w:t>Nós: Esta palavra refere-se aos apóstolos e seus colaboradores. Os apóstolos ensinaram a verdade e a defenderam contra heresias, e os crentes (referidos como vocês) são advertidos a proteger sua fé de ensinamentos que poderiam destruí-los (</w:t>
       </w:r>
-      <w:hyperlink r:id="rId23">
-        <w:r>
-          <w:rPr>
-            <w:lang w:val="pt_PT" w:bidi="pt_PT"/>
-          </w:rPr>
-          <w:rPr>
-            <w:color w:val="0000EE"/>
-            <w:u w:val="single"/>
-          </w:rPr>
-          <w:t>1.9</w:t>
-        </w:r>
-      </w:hyperlink>
+      <w:r>
+        <w:rPr>
+          <w:lang w:val="pt_PT" w:bidi="pt_PT"/>
+        </w:rPr>
+        <w:t>1.9</w:t>
+      </w:r>
       <w:r>
         <w:rPr>
           <w:lang w:val="pt_PT" w:bidi="pt_PT"/>
@@ -992,126 +926,84 @@
         </w:rPr>
         <w:t xml:space="preserve">Os crentes não devem convidar essa pessoa, que não ensina a verdade sobre Cristo, para suas casas. As primeiras igrejas se reuniam em casas (veja </w:t>
       </w:r>
-      <w:hyperlink r:id="rId24">
-        <w:r>
-          <w:rPr>
-            <w:lang w:val="pt_PT" w:bidi="pt_PT"/>
-          </w:rPr>
-          <w:rPr>
-            <w:color w:val="0000EE"/>
-            <w:u w:val="single"/>
-          </w:rPr>
-          <w:t>At 2.46</w:t>
-        </w:r>
-      </w:hyperlink>
+      <w:r>
+        <w:rPr>
+          <w:lang w:val="pt_PT" w:bidi="pt_PT"/>
+        </w:rPr>
+        <w:t>At 2.46</w:t>
+      </w:r>
       <w:r>
         <w:rPr>
           <w:lang w:val="pt_PT" w:bidi="pt_PT"/>
         </w:rPr>
         <w:t xml:space="preserve">; </w:t>
       </w:r>
-      <w:hyperlink r:id="rId25">
-        <w:r>
-          <w:rPr>
-            <w:lang w:val="pt_PT" w:bidi="pt_PT"/>
-          </w:rPr>
-          <w:rPr>
-            <w:color w:val="0000EE"/>
-            <w:u w:val="single"/>
-          </w:rPr>
-          <w:t>5.42</w:t>
-        </w:r>
-      </w:hyperlink>
+      <w:r>
+        <w:rPr>
+          <w:lang w:val="pt_PT" w:bidi="pt_PT"/>
+        </w:rPr>
+        <w:t>5.42</w:t>
+      </w:r>
       <w:r>
         <w:rPr>
           <w:lang w:val="pt_PT" w:bidi="pt_PT"/>
         </w:rPr>
         <w:t xml:space="preserve">; </w:t>
       </w:r>
-      <w:hyperlink r:id="rId26">
-        <w:r>
-          <w:rPr>
-            <w:lang w:val="pt_PT" w:bidi="pt_PT"/>
-          </w:rPr>
-          <w:rPr>
-            <w:color w:val="0000EE"/>
-            <w:u w:val="single"/>
-          </w:rPr>
-          <w:t>8.3</w:t>
-        </w:r>
-      </w:hyperlink>
+      <w:r>
+        <w:rPr>
+          <w:lang w:val="pt_PT" w:bidi="pt_PT"/>
+        </w:rPr>
+        <w:t>8.3</w:t>
+      </w:r>
       <w:r>
         <w:rPr>
           <w:lang w:val="pt_PT" w:bidi="pt_PT"/>
         </w:rPr>
         <w:t xml:space="preserve">; </w:t>
       </w:r>
-      <w:hyperlink r:id="rId27">
-        <w:r>
-          <w:rPr>
-            <w:lang w:val="pt_PT" w:bidi="pt_PT"/>
-          </w:rPr>
-          <w:rPr>
-            <w:color w:val="0000EE"/>
-            <w:u w:val="single"/>
-          </w:rPr>
-          <w:t>12.5</w:t>
-        </w:r>
-      </w:hyperlink>
+      <w:r>
+        <w:rPr>
+          <w:lang w:val="pt_PT" w:bidi="pt_PT"/>
+        </w:rPr>
+        <w:t>12.5</w:t>
+      </w:r>
       <w:r>
         <w:rPr>
           <w:lang w:val="pt_PT" w:bidi="pt_PT"/>
         </w:rPr>
         <w:t>,</w:t>
       </w:r>
-      <w:hyperlink r:id="rId28">
-        <w:r>
-          <w:rPr>
-            <w:lang w:val="pt_PT" w:bidi="pt_PT"/>
-          </w:rPr>
-          <w:rPr>
-            <w:color w:val="0000EE"/>
-            <w:u w:val="single"/>
-          </w:rPr>
-          <w:t>12</w:t>
-        </w:r>
-      </w:hyperlink>
+      <w:r>
+        <w:rPr>
+          <w:lang w:val="pt_PT" w:bidi="pt_PT"/>
+        </w:rPr>
+        <w:t>12</w:t>
+      </w:r>
       <w:r>
         <w:rPr>
           <w:lang w:val="pt_PT" w:bidi="pt_PT"/>
         </w:rPr>
         <w:t xml:space="preserve">; </w:t>
       </w:r>
-      <w:hyperlink r:id="rId29">
-        <w:r>
-          <w:rPr>
-            <w:lang w:val="pt_PT" w:bidi="pt_PT"/>
-          </w:rPr>
-          <w:rPr>
-            <w:color w:val="0000EE"/>
-            <w:u w:val="single"/>
-          </w:rPr>
-          <w:t>Cl 4.15</w:t>
-        </w:r>
-      </w:hyperlink>
+      <w:r>
+        <w:rPr>
+          <w:lang w:val="pt_PT" w:bidi="pt_PT"/>
+        </w:rPr>
+        <w:t>Cl 4.15</w:t>
+      </w:r>
       <w:r>
         <w:rPr>
           <w:lang w:val="pt_PT" w:bidi="pt_PT"/>
         </w:rPr>
         <w:t xml:space="preserve">; </w:t>
       </w:r>
-      <w:hyperlink r:id="rId30">
-        <w:r>
-          <w:rPr>
-            <w:lang w:val="pt_PT" w:bidi="pt_PT"/>
-          </w:rPr>
-          <w:rPr>
-            <w:color w:val="0000EE"/>
-            <w:u w:val="single"/>
-          </w:rPr>
-          <w:t>Fm 1.2</w:t>
-        </w:r>
-      </w:hyperlink>
+      <w:r>
+        <w:rPr>
+          <w:lang w:val="pt_PT" w:bidi="pt_PT"/>
+        </w:rPr>
+        <w:t>Fm 1.2</w:t>
+      </w:r>
       <w:r>
         <w:rPr>
           <w:lang w:val="pt_PT" w:bidi="pt_PT"/>
@@ -1179,18 +1071,12 @@
         </w:rPr>
         <w:t xml:space="preserve"> veja também </w:t>
       </w:r>
-      <w:hyperlink r:id="rId31">
-        <w:r>
-          <w:rPr>
-            <w:lang w:val="pt_PT" w:bidi="pt_PT"/>
-          </w:rPr>
-          <w:rPr>
-            <w:color w:val="0000EE"/>
-            <w:u w:val="single"/>
-          </w:rPr>
-          <w:t>3Jo 1.14</w:t>
-        </w:r>
-      </w:hyperlink>
+      <w:r>
+        <w:rPr>
+          <w:lang w:val="pt_PT" w:bidi="pt_PT"/>
+        </w:rPr>
+        <w:t>3Jo 1.14</w:t>
+      </w:r>
       <w:r>
         <w:rPr>
           <w:lang w:val="pt_PT" w:bidi="pt_PT"/>
@@ -1245,18 +1131,12 @@
         </w:rPr>
         <w:t xml:space="preserve">dos filhos da sua irmã: Isso provavelmente se refere à igreja irmã em Éfeso e seus membros, com quem João estava (veja </w:t>
       </w:r>
-      <w:hyperlink r:id="rId32">
-        <w:r>
-          <w:rPr>
-            <w:lang w:val="pt_PT" w:bidi="pt_PT"/>
-          </w:rPr>
-          <w:rPr>
-            <w:color w:val="0000EE"/>
-            <w:u w:val="single"/>
-          </w:rPr>
-          <w:t>1.1</w:t>
-        </w:r>
-      </w:hyperlink>
+      <w:r>
+        <w:rPr>
+          <w:lang w:val="pt_PT" w:bidi="pt_PT"/>
+        </w:rPr>
+        <w:t>1.1</w:t>
+      </w:r>
       <w:r>
         <w:rPr>
           <w:lang w:val="pt_PT" w:bidi="pt_PT"/>
